--- a/report/AIMLZG523_Assignment_01_report.docx
+++ b/report/AIMLZG523_Assignment_01_report.docx
@@ -488,7 +488,13 @@
         <w:rPr>
           <w:color w:val="auto"/>
         </w:rPr>
-        <w:t>Repository: https://github.com/Rengaprakash4440/AIMLCZG523_Assignment_01</w:t>
+        <w:t xml:space="preserve">Repository: </w:t>
+      </w:r>
+      <w:r>
+        <w:rPr>
+          <w:color w:val="auto"/>
+        </w:rPr>
+        <w:t>https://github.com/Rengaprakash4440/AIMLZG523_Assignment_01</w:t>
       </w:r>
     </w:p>
     <w:p>
@@ -4433,7 +4439,7 @@
         <w:shd w:val="clear" w:color="auto" w:fill="F1F5F5"/>
       </w:pPr>
       <w:r>
-        <w:t>git clone https://github.com/Rengaprakash4440/AIMLCZG523_Assignment_01.git</w:t>
+        <w:t>git clone https://github.com/Rengaprakash4440/AIMLZG523_Assignment_01.git</w:t>
       </w:r>
       <w:r>
         <w:br/>
@@ -4441,11 +4447,23 @@
       </w:r>
       <w:r>
         <w:br/>
-        <w:t>python3.14 -m venv .venv</w:t>
-      </w:r>
+        <w:t xml:space="preserve">python3.14 -m </w:t>
+      </w:r>
+      <w:proofErr w:type="gramStart"/>
+      <w:r>
+        <w:t>venv .venv</w:t>
+      </w:r>
+      <w:proofErr w:type="gramEnd"/>
       <w:r>
         <w:br/>
-        <w:t>source .venv/bin/activate</w:t>
+      </w:r>
+      <w:proofErr w:type="gramStart"/>
+      <w:r>
+        <w:t>source .venv</w:t>
+      </w:r>
+      <w:proofErr w:type="gramEnd"/>
+      <w:r>
+        <w:t>/bin/activate</w:t>
       </w:r>
       <w:r>
         <w:br/>
@@ -4466,7 +4484,7 @@
         <w:shd w:val="clear" w:color="auto" w:fill="F1F5F5"/>
       </w:pPr>
       <w:r>
-        <w:t>git clone https://github.com/Rengaprakash4440/AIMLCZG523_Assignment_01.git</w:t>
+        <w:t>git clone https://github.com/Rengaprakash4440/AIMLZG523_Assignment_01.git</w:t>
       </w:r>
       <w:r>
         <w:br/>
@@ -4474,8 +4492,20 @@
       </w:r>
       <w:r>
         <w:br/>
-        <w:t>py -3.14 -m venv .venv</w:t>
-      </w:r>
+      </w:r>
+      <w:proofErr w:type="spellStart"/>
+      <w:r>
+        <w:t>py</w:t>
+      </w:r>
+      <w:proofErr w:type="spellEnd"/>
+      <w:r>
+        <w:t xml:space="preserve"> -3.14 -m </w:t>
+      </w:r>
+      <w:proofErr w:type="gramStart"/>
+      <w:r>
+        <w:t>venv .venv</w:t>
+      </w:r>
+      <w:proofErr w:type="gramEnd"/>
       <w:r>
         <w:br/>
         <w:t>.\.venv\Scripts\Activate.ps1</w:t>
@@ -5740,63 +5770,17 @@
     <w:pPr>
       <w:pStyle w:val="Header"/>
       <w:jc w:val="right"/>
+      <w:rPr>
+        <w:color w:val="64717C"/>
+        <w:sz w:val="15"/>
+      </w:rPr>
     </w:pPr>
     <w:r>
       <w:rPr>
         <w:color w:val="64717C"/>
         <w:sz w:val="15"/>
       </w:rPr>
-      <w:t xml:space="preserve">BITS </w:t>
-    </w:r>
-    <w:proofErr w:type="gramStart"/>
-    <w:r>
-      <w:rPr>
-        <w:color w:val="64717C"/>
-        <w:sz w:val="15"/>
-      </w:rPr>
-      <w:t>Pilani  /</w:t>
-    </w:r>
-    <w:proofErr w:type="gramEnd"/>
-    <w:r>
-      <w:rPr>
-        <w:color w:val="64717C"/>
-        <w:sz w:val="15"/>
-      </w:rPr>
-      <w:t xml:space="preserve">  </w:t>
-    </w:r>
-    <w:proofErr w:type="spellStart"/>
-    <w:proofErr w:type="gramStart"/>
-    <w:r>
-      <w:rPr>
-        <w:color w:val="64717C"/>
-        <w:sz w:val="15"/>
-      </w:rPr>
-      <w:t>M.Tech</w:t>
-    </w:r>
-    <w:proofErr w:type="spellEnd"/>
-    <w:proofErr w:type="gramEnd"/>
-    <w:r>
-      <w:rPr>
-        <w:color w:val="64717C"/>
-        <w:sz w:val="15"/>
-      </w:rPr>
-      <w:t xml:space="preserve"> AIML (</w:t>
-    </w:r>
-    <w:proofErr w:type="gramStart"/>
-    <w:r>
-      <w:rPr>
-        <w:color w:val="64717C"/>
-        <w:sz w:val="15"/>
-      </w:rPr>
-      <w:t>WILP)  /</w:t>
-    </w:r>
-    <w:proofErr w:type="gramEnd"/>
-    <w:r>
-      <w:rPr>
-        <w:color w:val="64717C"/>
-        <w:sz w:val="15"/>
-      </w:rPr>
-      <w:t xml:space="preserve">  AIMLCZG523</w:t>
+      <w:t>AIMLZG523</w:t>
     </w:r>
   </w:p>
 </w:hdr>
